--- a/CSE1021 Python Programming.docx
+++ b/CSE1021 Python Programming.docx
@@ -710,7 +710,53 @@
                 <w:sz w:val="24"/>
                 <w:szCs w:val="24"/>
               </w:rPr>
-              <w:t>Program to check type of object using type() and isinstance().</w:t>
+              <w:t xml:space="preserve">Program to check type of object using </w:t>
+            </w:r>
+            <w:proofErr w:type="gramStart"/>
+            <w:r>
+              <w:rPr>
+                <w:rFonts w:ascii="Times New Roman" w:hAnsi="Times New Roman"/>
+                <w:sz w:val="24"/>
+                <w:szCs w:val="24"/>
+              </w:rPr>
+              <w:t>type(</w:t>
+            </w:r>
+            <w:proofErr w:type="gramEnd"/>
+            <w:r>
+              <w:rPr>
+                <w:rFonts w:ascii="Times New Roman" w:hAnsi="Times New Roman"/>
+                <w:sz w:val="24"/>
+                <w:szCs w:val="24"/>
+              </w:rPr>
+              <w:t xml:space="preserve">) and </w:t>
+            </w:r>
+            <w:proofErr w:type="spellStart"/>
+            <w:proofErr w:type="gramStart"/>
+            <w:r>
+              <w:rPr>
+                <w:rFonts w:ascii="Times New Roman" w:hAnsi="Times New Roman"/>
+                <w:sz w:val="24"/>
+                <w:szCs w:val="24"/>
+              </w:rPr>
+              <w:t>isinstance</w:t>
+            </w:r>
+            <w:proofErr w:type="spellEnd"/>
+            <w:r>
+              <w:rPr>
+                <w:rFonts w:ascii="Times New Roman" w:hAnsi="Times New Roman"/>
+                <w:sz w:val="24"/>
+                <w:szCs w:val="24"/>
+              </w:rPr>
+              <w:t>(</w:t>
+            </w:r>
+            <w:proofErr w:type="gramEnd"/>
+            <w:r>
+              <w:rPr>
+                <w:rFonts w:ascii="Times New Roman" w:hAnsi="Times New Roman"/>
+                <w:sz w:val="24"/>
+                <w:szCs w:val="24"/>
+              </w:rPr>
+              <w:t>).</w:t>
             </w:r>
           </w:p>
           <w:p>
@@ -737,10 +783,6 @@
           </w:p>
           <w:p>
             <w:pPr>
-              <w:numPr>
-                <w:ilvl w:val="0"/>
-                <w:numId w:val="38"/>
-              </w:numPr>
               <w:spacing w:after="160" w:line="278" w:lineRule="auto"/>
               <w:rPr>
                 <w:rFonts w:ascii="Times New Roman" w:hAnsi="Times New Roman"/>
@@ -748,14 +790,36 @@
                 <w:szCs w:val="24"/>
               </w:rPr>
             </w:pPr>
-            <w:r>
-              <w:rPr>
-                <w:rFonts w:ascii="Times New Roman" w:hAnsi="Times New Roman"/>
-                <w:sz w:val="24"/>
-                <w:szCs w:val="24"/>
-              </w:rPr>
-              <w:t>Program combining all if-types – if, if–else, if–elif–else, nested if.</w:t>
-            </w:r>
+          </w:p>
+          <w:p>
+            <w:pPr>
+              <w:spacing w:after="160" w:line="278" w:lineRule="auto"/>
+              <w:rPr>
+                <w:rFonts w:ascii="Times New Roman" w:hAnsi="Times New Roman"/>
+                <w:sz w:val="24"/>
+                <w:szCs w:val="24"/>
+              </w:rPr>
+            </w:pPr>
+          </w:p>
+          <w:p>
+            <w:pPr>
+              <w:spacing w:after="160" w:line="278" w:lineRule="auto"/>
+              <w:rPr>
+                <w:rFonts w:ascii="Times New Roman" w:hAnsi="Times New Roman"/>
+                <w:sz w:val="24"/>
+                <w:szCs w:val="24"/>
+              </w:rPr>
+            </w:pPr>
+          </w:p>
+          <w:p>
+            <w:pPr>
+              <w:spacing w:after="160" w:line="278" w:lineRule="auto"/>
+              <w:rPr>
+                <w:rFonts w:ascii="Times New Roman" w:hAnsi="Times New Roman"/>
+                <w:sz w:val="24"/>
+                <w:szCs w:val="24"/>
+              </w:rPr>
+            </w:pPr>
           </w:p>
           <w:p>
             <w:pPr>
@@ -776,7 +840,25 @@
                 <w:sz w:val="24"/>
                 <w:szCs w:val="24"/>
               </w:rPr>
-              <w:t xml:space="preserve">Program with for loop, for with else block, nested for. </w:t>
+              <w:t>Program combining all if-types – if, if–else, if–</w:t>
+            </w:r>
+            <w:proofErr w:type="spellStart"/>
+            <w:r>
+              <w:rPr>
+                <w:rFonts w:ascii="Times New Roman" w:hAnsi="Times New Roman"/>
+                <w:sz w:val="24"/>
+                <w:szCs w:val="24"/>
+              </w:rPr>
+              <w:t>elif</w:t>
+            </w:r>
+            <w:proofErr w:type="spellEnd"/>
+            <w:r>
+              <w:rPr>
+                <w:rFonts w:ascii="Times New Roman" w:hAnsi="Times New Roman"/>
+                <w:sz w:val="24"/>
+                <w:szCs w:val="24"/>
+              </w:rPr>
+              <w:t>–else, nested if.</w:t>
             </w:r>
           </w:p>
           <w:p>
@@ -798,7 +880,8 @@
                 <w:sz w:val="24"/>
                 <w:szCs w:val="24"/>
               </w:rPr>
-              <w:t>Program with while loop and while…else.</w:t>
+              <w:lastRenderedPageBreak/>
+              <w:t xml:space="preserve">Program with for loop, for with else block, nested for. </w:t>
             </w:r>
           </w:p>
           <w:p>
@@ -820,7 +903,7 @@
                 <w:sz w:val="24"/>
                 <w:szCs w:val="24"/>
               </w:rPr>
-              <w:t>Program with loop control – break and continue.</w:t>
+              <w:t>Program with while loop and while…else.</w:t>
             </w:r>
           </w:p>
           <w:p>
@@ -842,7 +925,7 @@
                 <w:sz w:val="24"/>
                 <w:szCs w:val="24"/>
               </w:rPr>
-              <w:t>Program with pass statement – Empty function placeholder.</w:t>
+              <w:t>Program with loop control – break and continue.</w:t>
             </w:r>
           </w:p>
           <w:p>
@@ -864,7 +947,28 @@
                 <w:sz w:val="24"/>
                 <w:szCs w:val="24"/>
               </w:rPr>
-              <w:lastRenderedPageBreak/>
+              <w:t>Program with pass statement – Empty function placeholder.</w:t>
+            </w:r>
+          </w:p>
+          <w:p>
+            <w:pPr>
+              <w:numPr>
+                <w:ilvl w:val="0"/>
+                <w:numId w:val="38"/>
+              </w:numPr>
+              <w:spacing w:after="160" w:line="278" w:lineRule="auto"/>
+              <w:rPr>
+                <w:rFonts w:ascii="Times New Roman" w:hAnsi="Times New Roman"/>
+                <w:sz w:val="24"/>
+                <w:szCs w:val="24"/>
+              </w:rPr>
+            </w:pPr>
+            <w:r>
+              <w:rPr>
+                <w:rFonts w:ascii="Times New Roman" w:hAnsi="Times New Roman"/>
+                <w:sz w:val="24"/>
+                <w:szCs w:val="24"/>
+              </w:rPr>
               <w:t>Program with string indexing and slicing.</w:t>
             </w:r>
           </w:p>
@@ -1418,6 +1522,7 @@
                 <w:sz w:val="24"/>
                 <w:szCs w:val="24"/>
               </w:rPr>
+              <w:lastRenderedPageBreak/>
               <w:t>Is individual lab session evaluation metrics available?</w:t>
             </w:r>
           </w:p>
@@ -1617,7 +1722,6 @@
                 <w:sz w:val="24"/>
                 <w:szCs w:val="24"/>
               </w:rPr>
-              <w:lastRenderedPageBreak/>
               <w:t>‘</w:t>
             </w:r>
             <w:r>
@@ -1706,7 +1810,25 @@
                 <w:sz w:val="24"/>
                 <w:szCs w:val="24"/>
               </w:rPr>
-              <w:t>R. Nageswara Rao, Dreamtech Press, 2nd Edition, 20</w:t>
+              <w:t xml:space="preserve">R. Nageswara Rao, </w:t>
+            </w:r>
+            <w:proofErr w:type="spellStart"/>
+            <w:r>
+              <w:rPr>
+                <w:rFonts w:ascii="Times New Roman" w:hAnsi="Times New Roman"/>
+                <w:sz w:val="24"/>
+                <w:szCs w:val="24"/>
+              </w:rPr>
+              <w:t>Dreamtech</w:t>
+            </w:r>
+            <w:proofErr w:type="spellEnd"/>
+            <w:r>
+              <w:rPr>
+                <w:rFonts w:ascii="Times New Roman" w:hAnsi="Times New Roman"/>
+                <w:sz w:val="24"/>
+                <w:szCs w:val="24"/>
+              </w:rPr>
+              <w:t xml:space="preserve"> Press, 2nd Edition, 20</w:t>
             </w:r>
             <w:r>
               <w:rPr>
@@ -1753,7 +1875,6 @@
                 <w:sz w:val="24"/>
                 <w:szCs w:val="24"/>
               </w:rPr>
-              <w:lastRenderedPageBreak/>
               <w:t>Mode of Evaluation</w:t>
             </w:r>
           </w:p>
@@ -1925,8 +2046,18 @@
                 <w:sz w:val="24"/>
                 <w:szCs w:val="24"/>
               </w:rPr>
-              <w:t>BoS No. and held on xx-xx-xxxx</w:t>
-            </w:r>
+              <w:t>BoS No. and held on xx-xx-</w:t>
+            </w:r>
+            <w:proofErr w:type="spellStart"/>
+            <w:r>
+              <w:rPr>
+                <w:rFonts w:ascii="Times New Roman" w:hAnsi="Times New Roman"/>
+                <w:sz w:val="24"/>
+                <w:szCs w:val="24"/>
+              </w:rPr>
+              <w:t>xxxx</w:t>
+            </w:r>
+            <w:proofErr w:type="spellEnd"/>
           </w:p>
         </w:tc>
       </w:tr>
@@ -1976,6 +2107,7 @@
                 <w:szCs w:val="24"/>
               </w:rPr>
             </w:pPr>
+            <w:proofErr w:type="spellStart"/>
             <w:r>
               <w:rPr>
                 <w:rFonts w:ascii="Times New Roman" w:hAnsi="Times New Roman"/>
@@ -1993,14 +2125,25 @@
               </w:rPr>
               <w:t>th</w:t>
             </w:r>
-            <w:r>
-              <w:rPr>
-                <w:rFonts w:ascii="Times New Roman" w:hAnsi="Times New Roman"/>
-                <w:sz w:val="24"/>
-                <w:szCs w:val="24"/>
-              </w:rPr>
-              <w:t xml:space="preserve"> Academic Council held on xx-xx-xxxx</w:t>
-            </w:r>
+            <w:proofErr w:type="spellEnd"/>
+            <w:r>
+              <w:rPr>
+                <w:rFonts w:ascii="Times New Roman" w:hAnsi="Times New Roman"/>
+                <w:sz w:val="24"/>
+                <w:szCs w:val="24"/>
+              </w:rPr>
+              <w:t xml:space="preserve"> Academic Council held on xx-xx-</w:t>
+            </w:r>
+            <w:proofErr w:type="spellStart"/>
+            <w:r>
+              <w:rPr>
+                <w:rFonts w:ascii="Times New Roman" w:hAnsi="Times New Roman"/>
+                <w:sz w:val="24"/>
+                <w:szCs w:val="24"/>
+              </w:rPr>
+              <w:t>xxxx</w:t>
+            </w:r>
+            <w:proofErr w:type="spellEnd"/>
           </w:p>
         </w:tc>
       </w:tr>
@@ -7310,6 +7453,7 @@
   <w:style w:type="character" w:default="1" w:styleId="DefaultParagraphFont">
     <w:name w:val="Default Paragraph Font"/>
     <w:uiPriority w:val="1"/>
+    <w:semiHidden/>
     <w:unhideWhenUsed/>
   </w:style>
   <w:style w:type="table" w:default="1" w:styleId="TableNormal">
